--- a/ind/docx/55.content.docx
+++ b/ind/docx/55.content.docx
@@ -19,7 +19,7 @@
         <w:rPr>
           <w:lang w:val="id_ID" w:bidi="id_ID"/>
         </w:rPr>
-        <w:t>Resource: Tyndale Open Study Notes</w:t>
+        <w:t>Resource: Aquifer Open Study Notes (Book Intros)</w:t>
       </w:r>
       <w:r>
         <w:rPr>
@@ -112,7 +112,7 @@
         <w:rPr>
           <w:lang w:val="id_ID" w:bidi="id_ID"/>
         </w:rPr>
-        <w:t>Tyndale Open Study Notes</w:t>
+        <w:t>Aquifer Open Study Notes (Book Intros)</w:t>
       </w:r>
     </w:p>
     <w:p>

--- a/ind/docx/55.content.docx
+++ b/ind/docx/55.content.docx
@@ -233,18 +233,12 @@
         </w:rPr>
         <w:t xml:space="preserve">Kembali di dalam penjara Roma, Paulus menyadari bahwa dia telah mencapai akhir perjalanan hidupnya. Hidupnya, yang mencerminkan kematian dan kebangkitan Yesus Kristus, mendekati akhirnya. Oleh karena itu, Paulus menugaskan Timotius, sebagai utusannya, untuk melanjutkan pelayanannya. Ketika Paulus mati di tangan orang Roma, surat ini pada dasarnya menjadi prasastinya (lihat </w:t>
       </w:r>
-      <w:hyperlink r:id="rId13">
-        <w:r>
-          <w:rPr>
-            <w:lang w:val="id_ID" w:bidi="id_ID"/>
-          </w:rPr>
-          <w:rPr>
-            <w:color w:val="0000EE"/>
-            <w:u w:val="single"/>
-          </w:rPr>
-          <w:t>2Tim. 4:7–8</w:t>
-        </w:r>
-      </w:hyperlink>
+      <w:r>
+        <w:rPr>
+          <w:lang w:val="id_ID" w:bidi="id_ID"/>
+        </w:rPr>
+        <w:t>2Tim. 4:7–8</w:t>
+      </w:r>
       <w:r>
         <w:rPr>
           <w:lang w:val="id_ID" w:bidi="id_ID"/>
@@ -276,198 +270,132 @@
         </w:rPr>
         <w:t>Setelah pertobatan Paulus (</w:t>
       </w:r>
-      <w:hyperlink r:id="rId14">
-        <w:r>
-          <w:rPr>
-            <w:lang w:val="id_ID" w:bidi="id_ID"/>
-          </w:rPr>
-          <w:rPr>
-            <w:color w:val="0000EE"/>
-            <w:u w:val="single"/>
-          </w:rPr>
-          <w:t>Kisah 9:1–19</w:t>
-        </w:r>
-      </w:hyperlink>
+      <w:r>
+        <w:rPr>
+          <w:lang w:val="id_ID" w:bidi="id_ID"/>
+        </w:rPr>
+        <w:t>Kisah 9:1–19</w:t>
+      </w:r>
       <w:r>
         <w:rPr>
           <w:lang w:val="id_ID" w:bidi="id_ID"/>
         </w:rPr>
         <w:t>), tugasnya sebagai rasul meluas dari Yerusalem di timur hingga sejauh barat di Italia (</w:t>
       </w:r>
-      <w:hyperlink r:id="rId15">
-        <w:r>
-          <w:rPr>
-            <w:lang w:val="id_ID" w:bidi="id_ID"/>
-          </w:rPr>
-          <w:rPr>
-            <w:color w:val="0000EE"/>
-            <w:u w:val="single"/>
-          </w:rPr>
-          <w:t>Kisah 28:30–31</w:t>
-        </w:r>
-      </w:hyperlink>
+      <w:r>
+        <w:rPr>
+          <w:lang w:val="id_ID" w:bidi="id_ID"/>
+        </w:rPr>
+        <w:t>Kisah 28:30–31</w:t>
+      </w:r>
       <w:r>
         <w:rPr>
           <w:lang w:val="id_ID" w:bidi="id_ID"/>
         </w:rPr>
         <w:t xml:space="preserve">; </w:t>
       </w:r>
-      <w:hyperlink r:id="rId16">
-        <w:r>
-          <w:rPr>
-            <w:lang w:val="id_ID" w:bidi="id_ID"/>
-          </w:rPr>
-          <w:rPr>
-            <w:color w:val="0000EE"/>
-            <w:u w:val="single"/>
-          </w:rPr>
-          <w:t>Rm. 15:19</w:t>
-        </w:r>
-      </w:hyperlink>
+      <w:r>
+        <w:rPr>
+          <w:lang w:val="id_ID" w:bidi="id_ID"/>
+        </w:rPr>
+        <w:t>Rm. 15:19</w:t>
+      </w:r>
       <w:r>
         <w:rPr>
           <w:lang w:val="id_ID" w:bidi="id_ID"/>
         </w:rPr>
         <w:t>), termasuk waktu yang cukup lama di Asia Kecil, terutama di Efesus (</w:t>
       </w:r>
-      <w:hyperlink r:id="rId17">
-        <w:r>
-          <w:rPr>
-            <w:lang w:val="id_ID" w:bidi="id_ID"/>
-          </w:rPr>
-          <w:rPr>
-            <w:color w:val="0000EE"/>
-            <w:u w:val="single"/>
-          </w:rPr>
-          <w:t>Kisah 19:1–20:1</w:t>
-        </w:r>
-      </w:hyperlink>
+      <w:r>
+        <w:rPr>
+          <w:lang w:val="id_ID" w:bidi="id_ID"/>
+        </w:rPr>
+        <w:t>Kisah 19:1–20:1</w:t>
+      </w:r>
       <w:r>
         <w:rPr>
           <w:lang w:val="id_ID" w:bidi="id_ID"/>
         </w:rPr>
         <w:t xml:space="preserve">; </w:t>
       </w:r>
-      <w:hyperlink r:id="rId18">
-        <w:r>
-          <w:rPr>
-            <w:lang w:val="id_ID" w:bidi="id_ID"/>
-          </w:rPr>
-          <w:rPr>
-            <w:color w:val="0000EE"/>
-            <w:u w:val="single"/>
-          </w:rPr>
-          <w:t>20:31</w:t>
-        </w:r>
-      </w:hyperlink>
+      <w:r>
+        <w:rPr>
+          <w:lang w:val="id_ID" w:bidi="id_ID"/>
+        </w:rPr>
+        <w:t>20:31</w:t>
+      </w:r>
       <w:r>
         <w:rPr>
           <w:lang w:val="id_ID" w:bidi="id_ID"/>
         </w:rPr>
         <w:t>). Periode ini berakhir ketika Paulus ditangkap di Yerusalem (</w:t>
       </w:r>
-      <w:hyperlink r:id="rId19">
-        <w:r>
-          <w:rPr>
-            <w:lang w:val="id_ID" w:bidi="id_ID"/>
-          </w:rPr>
-          <w:rPr>
-            <w:color w:val="0000EE"/>
-            <w:u w:val="single"/>
-          </w:rPr>
-          <w:t>Kisah 21:27–36</w:t>
-        </w:r>
-      </w:hyperlink>
+      <w:r>
+        <w:rPr>
+          <w:lang w:val="id_ID" w:bidi="id_ID"/>
+        </w:rPr>
+        <w:t>Kisah 21:27–36</w:t>
+      </w:r>
       <w:r>
         <w:rPr>
           <w:lang w:val="id_ID" w:bidi="id_ID"/>
         </w:rPr>
         <w:t>), ditahan di Kaisarea (</w:t>
       </w:r>
-      <w:hyperlink r:id="rId20">
-        <w:r>
-          <w:rPr>
-            <w:lang w:val="id_ID" w:bidi="id_ID"/>
-          </w:rPr>
-          <w:rPr>
-            <w:color w:val="0000EE"/>
-            <w:u w:val="single"/>
-          </w:rPr>
-          <w:t>Kisah 23:23–26:32</w:t>
-        </w:r>
-      </w:hyperlink>
+      <w:r>
+        <w:rPr>
+          <w:lang w:val="id_ID" w:bidi="id_ID"/>
+        </w:rPr>
+        <w:t>Kisah 23:23–26:32</w:t>
+      </w:r>
       <w:r>
         <w:rPr>
           <w:lang w:val="id_ID" w:bidi="id_ID"/>
         </w:rPr>
         <w:t>), dan dipenjarakan di Roma (</w:t>
       </w:r>
-      <w:hyperlink r:id="rId21">
-        <w:r>
-          <w:rPr>
-            <w:lang w:val="id_ID" w:bidi="id_ID"/>
-          </w:rPr>
-          <w:rPr>
-            <w:color w:val="0000EE"/>
-            <w:u w:val="single"/>
-          </w:rPr>
-          <w:t>Kisah 28:16–31</w:t>
-        </w:r>
-      </w:hyperlink>
+      <w:r>
+        <w:rPr>
+          <w:lang w:val="id_ID" w:bidi="id_ID"/>
+        </w:rPr>
+        <w:t>Kisah 28:16–31</w:t>
+      </w:r>
       <w:r>
         <w:rPr>
           <w:lang w:val="id_ID" w:bidi="id_ID"/>
         </w:rPr>
         <w:t>). Paulus akhirnya dibebaskan dan terlibat dalam pelayanan lebih lanjut. Ia menulis 1 Timotius dan Titus selama waktu ini. Kemudian, ia ditangkap dan dipenjarakan di Roma untuk kedua kalinya (</w:t>
       </w:r>
-      <w:hyperlink r:id="rId22">
-        <w:r>
-          <w:rPr>
-            <w:lang w:val="id_ID" w:bidi="id_ID"/>
-          </w:rPr>
-          <w:rPr>
-            <w:color w:val="0000EE"/>
-            <w:u w:val="single"/>
-          </w:rPr>
-          <w:t>2Tim. 1:8</w:t>
-        </w:r>
-      </w:hyperlink>
+      <w:r>
+        <w:rPr>
+          <w:lang w:val="id_ID" w:bidi="id_ID"/>
+        </w:rPr>
+        <w:t>2Tim. 1:8</w:t>
+      </w:r>
       <w:r>
         <w:rPr>
           <w:lang w:val="id_ID" w:bidi="id_ID"/>
         </w:rPr>
         <w:t xml:space="preserve">, </w:t>
       </w:r>
-      <w:hyperlink r:id="rId23">
-        <w:r>
-          <w:rPr>
-            <w:lang w:val="id_ID" w:bidi="id_ID"/>
-          </w:rPr>
-          <w:rPr>
-            <w:color w:val="0000EE"/>
-            <w:u w:val="single"/>
-          </w:rPr>
-          <w:t>16–17</w:t>
-        </w:r>
-      </w:hyperlink>
+      <w:r>
+        <w:rPr>
+          <w:lang w:val="id_ID" w:bidi="id_ID"/>
+        </w:rPr>
+        <w:t>16–17</w:t>
+      </w:r>
       <w:r>
         <w:rPr>
           <w:lang w:val="id_ID" w:bidi="id_ID"/>
         </w:rPr>
         <w:t xml:space="preserve">; </w:t>
       </w:r>
-      <w:hyperlink r:id="rId24">
-        <w:r>
-          <w:rPr>
-            <w:lang w:val="id_ID" w:bidi="id_ID"/>
-          </w:rPr>
-          <w:rPr>
-            <w:color w:val="0000EE"/>
-            <w:u w:val="single"/>
-          </w:rPr>
-          <w:t>2:9</w:t>
-        </w:r>
-      </w:hyperlink>
+      <w:r>
+        <w:rPr>
+          <w:lang w:val="id_ID" w:bidi="id_ID"/>
+        </w:rPr>
+        <w:t>2:9</w:t>
+      </w:r>
       <w:r>
         <w:rPr>
           <w:lang w:val="id_ID" w:bidi="id_ID"/>
@@ -488,54 +416,36 @@
         </w:rPr>
         <w:t xml:space="preserve">Surat ini, ditulis dari penjara di Roma, pada masa akhir kehidupan Paulus (lihat </w:t>
       </w:r>
-      <w:hyperlink r:id="rId25">
-        <w:r>
-          <w:rPr>
-            <w:lang w:val="id_ID" w:bidi="id_ID"/>
-          </w:rPr>
-          <w:rPr>
-            <w:color w:val="0000EE"/>
-            <w:u w:val="single"/>
-          </w:rPr>
-          <w:t>2Tim. 4:6–18</w:t>
-        </w:r>
-      </w:hyperlink>
+      <w:r>
+        <w:rPr>
+          <w:lang w:val="id_ID" w:bidi="id_ID"/>
+        </w:rPr>
+        <w:t>2Tim. 4:6–18</w:t>
+      </w:r>
       <w:r>
         <w:rPr>
           <w:lang w:val="id_ID" w:bidi="id_ID"/>
         </w:rPr>
         <w:t>). Surat ini ditujukan kepada Timotius, rekan kerja dan wakil setia dari Paulus. Pada saat itu, Timotius berada di provinsi Asia, mungkin di Efesus (</w:t>
       </w:r>
-      <w:hyperlink r:id="rId26">
-        <w:r>
-          <w:rPr>
-            <w:lang w:val="id_ID" w:bidi="id_ID"/>
-          </w:rPr>
-          <w:rPr>
-            <w:color w:val="0000EE"/>
-            <w:u w:val="single"/>
-          </w:rPr>
-          <w:t>2Tim. 4:13</w:t>
-        </w:r>
-      </w:hyperlink>
+      <w:r>
+        <w:rPr>
+          <w:lang w:val="id_ID" w:bidi="id_ID"/>
+        </w:rPr>
+        <w:t>2Tim. 4:13</w:t>
+      </w:r>
       <w:r>
         <w:rPr>
           <w:lang w:val="id_ID" w:bidi="id_ID"/>
         </w:rPr>
         <w:t xml:space="preserve">, </w:t>
       </w:r>
-      <w:hyperlink r:id="rId27">
-        <w:r>
-          <w:rPr>
-            <w:lang w:val="id_ID" w:bidi="id_ID"/>
-          </w:rPr>
-          <w:rPr>
-            <w:color w:val="0000EE"/>
-            <w:u w:val="single"/>
-          </w:rPr>
-          <w:t>19</w:t>
-        </w:r>
-      </w:hyperlink>
+      <w:r>
+        <w:rPr>
+          <w:lang w:val="id_ID" w:bidi="id_ID"/>
+        </w:rPr>
+        <w:t>19</w:t>
+      </w:r>
       <w:r>
         <w:rPr>
           <w:lang w:val="id_ID" w:bidi="id_ID"/>
@@ -567,54 +477,36 @@
         </w:rPr>
         <w:t>Setelah memberikan salam seperti lazimnya (</w:t>
       </w:r>
-      <w:hyperlink r:id="rId28">
-        <w:r>
-          <w:rPr>
-            <w:lang w:val="id_ID" w:bidi="id_ID"/>
-          </w:rPr>
-          <w:rPr>
-            <w:color w:val="0000EE"/>
-            <w:u w:val="single"/>
-          </w:rPr>
-          <w:t>2Tim. 1:1–2</w:t>
-        </w:r>
-      </w:hyperlink>
+      <w:r>
+        <w:rPr>
+          <w:lang w:val="id_ID" w:bidi="id_ID"/>
+        </w:rPr>
+        <w:t>2Tim. 1:1–2</w:t>
+      </w:r>
       <w:r>
         <w:rPr>
           <w:lang w:val="id_ID" w:bidi="id_ID"/>
         </w:rPr>
         <w:t>), ucapan syukur, dan doa (</w:t>
       </w:r>
-      <w:hyperlink r:id="rId29">
-        <w:r>
-          <w:rPr>
-            <w:lang w:val="id_ID" w:bidi="id_ID"/>
-          </w:rPr>
-          <w:rPr>
-            <w:color w:val="0000EE"/>
-            <w:u w:val="single"/>
-          </w:rPr>
-          <w:t>2Tim. 1:3–4</w:t>
-        </w:r>
-      </w:hyperlink>
+      <w:r>
+        <w:rPr>
+          <w:lang w:val="id_ID" w:bidi="id_ID"/>
+        </w:rPr>
+        <w:t>2Tim. 1:3–4</w:t>
+      </w:r>
       <w:r>
         <w:rPr>
           <w:lang w:val="id_ID" w:bidi="id_ID"/>
         </w:rPr>
         <w:t>), Paulus meminta Timotius untuk menderita bersamanya demi Kabar Baik (</w:t>
       </w:r>
-      <w:hyperlink r:id="rId30">
-        <w:r>
-          <w:rPr>
-            <w:lang w:val="id_ID" w:bidi="id_ID"/>
-          </w:rPr>
-          <w:rPr>
-            <w:color w:val="0000EE"/>
-            <w:u w:val="single"/>
-          </w:rPr>
-          <w:t>2Tim. 1:5–18</w:t>
-        </w:r>
-      </w:hyperlink>
+      <w:r>
+        <w:rPr>
+          <w:lang w:val="id_ID" w:bidi="id_ID"/>
+        </w:rPr>
+        <w:t>2Tim. 1:5–18</w:t>
+      </w:r>
       <w:r>
         <w:rPr>
           <w:lang w:val="id_ID" w:bidi="id_ID"/>
@@ -635,36 +527,24 @@
         </w:rPr>
         <w:t>Paulus kemudian menasihati Timotius (</w:t>
       </w:r>
-      <w:hyperlink r:id="rId31">
-        <w:r>
-          <w:rPr>
-            <w:lang w:val="id_ID" w:bidi="id_ID"/>
-          </w:rPr>
-          <w:rPr>
-            <w:color w:val="0000EE"/>
-            <w:u w:val="single"/>
-          </w:rPr>
-          <w:t>2Tim. 2:1–13</w:t>
-        </w:r>
-      </w:hyperlink>
+      <w:r>
+        <w:rPr>
+          <w:lang w:val="id_ID" w:bidi="id_ID"/>
+        </w:rPr>
+        <w:t>2Tim. 2:1–13</w:t>
+      </w:r>
       <w:r>
         <w:rPr>
           <w:lang w:val="id_ID" w:bidi="id_ID"/>
         </w:rPr>
         <w:t>) untuk menjadi kuat dan menanggung penderitaan bersamanya. Ketaatan Timotius harus didorong oleh perenungan pada Kabar Baik dan teladan Paulus. Paulus kemudian memberikan petunjuk kepada Timotius tentang cara menjalankan pelayanannya di antara para pengajar palsu (</w:t>
       </w:r>
-      <w:hyperlink r:id="rId32">
-        <w:r>
-          <w:rPr>
-            <w:lang w:val="id_ID" w:bidi="id_ID"/>
-          </w:rPr>
-          <w:rPr>
-            <w:color w:val="0000EE"/>
-            <w:u w:val="single"/>
-          </w:rPr>
-          <w:t>2Tim. 2:14–26</w:t>
-        </w:r>
-      </w:hyperlink>
+      <w:r>
+        <w:rPr>
+          <w:lang w:val="id_ID" w:bidi="id_ID"/>
+        </w:rPr>
+        <w:t>2Tim. 2:14–26</w:t>
+      </w:r>
       <w:r>
         <w:rPr>
           <w:lang w:val="id_ID" w:bidi="id_ID"/>
@@ -685,18 +565,12 @@
         </w:rPr>
         <w:t>Perspektif tersebut kemudian diperluas untuk menempatkan tugas Timotius dalam konteks hari-hari terakhir (</w:t>
       </w:r>
-      <w:hyperlink r:id="rId33">
-        <w:r>
-          <w:rPr>
-            <w:lang w:val="id_ID" w:bidi="id_ID"/>
-          </w:rPr>
-          <w:rPr>
-            <w:color w:val="0000EE"/>
-            <w:u w:val="single"/>
-          </w:rPr>
-          <w:t>2Tim. 3:1–4:8</w:t>
-        </w:r>
-      </w:hyperlink>
+      <w:r>
+        <w:rPr>
+          <w:lang w:val="id_ID" w:bidi="id_ID"/>
+        </w:rPr>
+        <w:t>2Tim. 3:1–4:8</w:t>
+      </w:r>
       <w:r>
         <w:rPr>
           <w:lang w:val="id_ID" w:bidi="id_ID"/>
@@ -717,54 +591,36 @@
         </w:rPr>
         <w:t>Surat tersebut diakhiri dengan permohonan agar Timotius segera datang ke Roma (</w:t>
       </w:r>
-      <w:hyperlink r:id="rId34">
-        <w:r>
-          <w:rPr>
-            <w:lang w:val="id_ID" w:bidi="id_ID"/>
-          </w:rPr>
-          <w:rPr>
-            <w:color w:val="0000EE"/>
-            <w:u w:val="single"/>
-          </w:rPr>
-          <w:t>2Tim. 4:9–18</w:t>
-        </w:r>
-      </w:hyperlink>
+      <w:r>
+        <w:rPr>
+          <w:lang w:val="id_ID" w:bidi="id_ID"/>
+        </w:rPr>
+        <w:t>2Tim. 4:9–18</w:t>
+      </w:r>
       <w:r>
         <w:rPr>
           <w:lang w:val="id_ID" w:bidi="id_ID"/>
         </w:rPr>
         <w:t>). Paulus menyampaikan salam, berita, dan dorongan terakhir agar Timotius melakukan perjalanannya ke Roma sebelum musim dingin tiba (</w:t>
       </w:r>
-      <w:hyperlink r:id="rId35">
-        <w:r>
-          <w:rPr>
-            <w:lang w:val="id_ID" w:bidi="id_ID"/>
-          </w:rPr>
-          <w:rPr>
-            <w:color w:val="0000EE"/>
-            <w:u w:val="single"/>
-          </w:rPr>
-          <w:t>2Tim. 4:19–21</w:t>
-        </w:r>
-      </w:hyperlink>
+      <w:r>
+        <w:rPr>
+          <w:lang w:val="id_ID" w:bidi="id_ID"/>
+        </w:rPr>
+        <w:t>2Tim. 4:19–21</w:t>
+      </w:r>
       <w:r>
         <w:rPr>
           <w:lang w:val="id_ID" w:bidi="id_ID"/>
         </w:rPr>
         <w:t>). Kemudian Paulus menutup dengan salam berkat (</w:t>
       </w:r>
-      <w:hyperlink r:id="rId36">
-        <w:r>
-          <w:rPr>
-            <w:lang w:val="id_ID" w:bidi="id_ID"/>
-          </w:rPr>
-          <w:rPr>
-            <w:color w:val="0000EE"/>
-            <w:u w:val="single"/>
-          </w:rPr>
-          <w:t>2Tim. 4:22</w:t>
-        </w:r>
-      </w:hyperlink>
+      <w:r>
+        <w:rPr>
+          <w:lang w:val="id_ID" w:bidi="id_ID"/>
+        </w:rPr>
+        <w:t>2Tim. 4:22</w:t>
+      </w:r>
       <w:r>
         <w:rPr>
           <w:lang w:val="id_ID" w:bidi="id_ID"/>
@@ -796,18 +652,12 @@
         </w:rPr>
         <w:t>Mungkin 2 Timotius ditulis selama penahanan pertama Paulus di Roma (</w:t>
       </w:r>
-      <w:hyperlink r:id="rId37">
-        <w:r>
-          <w:rPr>
-            <w:lang w:val="id_ID" w:bidi="id_ID"/>
-          </w:rPr>
-          <w:rPr>
-            <w:color w:val="0000EE"/>
-            <w:u w:val="single"/>
-          </w:rPr>
-          <w:t>Kisah 28:1–31</w:t>
-        </w:r>
-      </w:hyperlink>
+      <w:r>
+        <w:rPr>
+          <w:lang w:val="id_ID" w:bidi="id_ID"/>
+        </w:rPr>
+        <w:t>Kisah 28:1–31</w:t>
+      </w:r>
       <w:r>
         <w:rPr>
           <w:lang w:val="id_ID" w:bidi="id_ID"/>
@@ -851,234 +701,156 @@
         </w:rPr>
         <w:t>Kita tidak mengetahui rincian peristiwa penangkapan kedua dari Paulus. Mungkin Aleksander (</w:t>
       </w:r>
-      <w:hyperlink r:id="rId38">
-        <w:r>
-          <w:rPr>
-            <w:lang w:val="id_ID" w:bidi="id_ID"/>
-          </w:rPr>
-          <w:rPr>
-            <w:color w:val="0000EE"/>
-            <w:u w:val="single"/>
-          </w:rPr>
-          <w:t>2Tim. 4:14–15</w:t>
-        </w:r>
-      </w:hyperlink>
+      <w:r>
+        <w:rPr>
+          <w:lang w:val="id_ID" w:bidi="id_ID"/>
+        </w:rPr>
+        <w:t>2Tim. 4:14–15</w:t>
+      </w:r>
       <w:r>
         <w:rPr>
           <w:lang w:val="id_ID" w:bidi="id_ID"/>
         </w:rPr>
         <w:t>), seorang bidat yang pernah didisiplinkan oleh Paulus sebelumnya (</w:t>
       </w:r>
-      <w:hyperlink r:id="rId39">
-        <w:r>
-          <w:rPr>
-            <w:lang w:val="id_ID" w:bidi="id_ID"/>
-          </w:rPr>
-          <w:rPr>
-            <w:color w:val="0000EE"/>
-            <w:u w:val="single"/>
-          </w:rPr>
-          <w:t>1Tim. 1:20</w:t>
-        </w:r>
-      </w:hyperlink>
+      <w:r>
+        <w:rPr>
+          <w:lang w:val="id_ID" w:bidi="id_ID"/>
+        </w:rPr>
+        <w:t>1Tim. 1:20</w:t>
+      </w:r>
       <w:r>
         <w:rPr>
           <w:lang w:val="id_ID" w:bidi="id_ID"/>
         </w:rPr>
         <w:t xml:space="preserve">), terlibat dalam penangkapan tersebut (lihat </w:t>
       </w:r>
-      <w:hyperlink r:id="rId40">
-        <w:r>
-          <w:rPr>
-            <w:lang w:val="id_ID" w:bidi="id_ID"/>
-          </w:rPr>
-          <w:rPr>
-            <w:color w:val="0000EE"/>
-            <w:u w:val="single"/>
-          </w:rPr>
-          <w:t>2Tim. 4:16–18</w:t>
-        </w:r>
-      </w:hyperlink>
+      <w:r>
+        <w:rPr>
+          <w:lang w:val="id_ID" w:bidi="id_ID"/>
+        </w:rPr>
+        <w:t>2Tim. 4:16–18</w:t>
+      </w:r>
       <w:r>
         <w:rPr>
           <w:lang w:val="id_ID" w:bidi="id_ID"/>
         </w:rPr>
         <w:t xml:space="preserve">). Mungkin itu terjadi di Asia Kecil (lihat </w:t>
       </w:r>
-      <w:hyperlink r:id="rId41">
-        <w:r>
-          <w:rPr>
-            <w:lang w:val="id_ID" w:bidi="id_ID"/>
-          </w:rPr>
-          <w:rPr>
-            <w:color w:val="0000EE"/>
-            <w:u w:val="single"/>
-          </w:rPr>
-          <w:t>2Tim. 1:15</w:t>
-        </w:r>
-      </w:hyperlink>
+      <w:r>
+        <w:rPr>
+          <w:lang w:val="id_ID" w:bidi="id_ID"/>
+        </w:rPr>
+        <w:t>2Tim. 1:15</w:t>
+      </w:r>
       <w:r>
         <w:rPr>
           <w:lang w:val="id_ID" w:bidi="id_ID"/>
         </w:rPr>
         <w:t>); jika demikian, lawan-lawan bidat Paulus—para pengajar palsu yang dibahas dalam 1 Timotius dan Titus—tidak hanya membuat ancaman kosong. Pergumulan yang dihadapi Paulus dan Timotius (</w:t>
       </w:r>
-      <w:hyperlink r:id="rId42">
-        <w:r>
-          <w:rPr>
-            <w:lang w:val="id_ID" w:bidi="id_ID"/>
-          </w:rPr>
-          <w:rPr>
-            <w:color w:val="0000EE"/>
-            <w:u w:val="single"/>
-          </w:rPr>
-          <w:t>2Tim. 2:3</w:t>
-        </w:r>
-      </w:hyperlink>
+      <w:r>
+        <w:rPr>
+          <w:lang w:val="id_ID" w:bidi="id_ID"/>
+        </w:rPr>
+        <w:t>2Tim. 2:3</w:t>
+      </w:r>
       <w:r>
         <w:rPr>
           <w:lang w:val="id_ID" w:bidi="id_ID"/>
         </w:rPr>
         <w:t xml:space="preserve">; </w:t>
       </w:r>
-      <w:hyperlink r:id="rId43">
-        <w:r>
-          <w:rPr>
-            <w:lang w:val="id_ID" w:bidi="id_ID"/>
-          </w:rPr>
-          <w:rPr>
-            <w:color w:val="0000EE"/>
-            <w:u w:val="single"/>
-          </w:rPr>
-          <w:t>4:7</w:t>
-        </w:r>
-      </w:hyperlink>
+      <w:r>
+        <w:rPr>
+          <w:lang w:val="id_ID" w:bidi="id_ID"/>
+        </w:rPr>
+        <w:t>4:7</w:t>
+      </w:r>
       <w:r>
         <w:rPr>
           <w:lang w:val="id_ID" w:bidi="id_ID"/>
         </w:rPr>
         <w:t xml:space="preserve">; lihat juga </w:t>
       </w:r>
-      <w:hyperlink r:id="rId44">
-        <w:r>
-          <w:rPr>
-            <w:lang w:val="id_ID" w:bidi="id_ID"/>
-          </w:rPr>
-          <w:rPr>
-            <w:color w:val="0000EE"/>
-            <w:u w:val="single"/>
-          </w:rPr>
-          <w:t>1Tim. 1:18</w:t>
-        </w:r>
-      </w:hyperlink>
+      <w:r>
+        <w:rPr>
+          <w:lang w:val="id_ID" w:bidi="id_ID"/>
+        </w:rPr>
+        <w:t>1Tim. 1:18</w:t>
+      </w:r>
       <w:r>
         <w:rPr>
           <w:lang w:val="id_ID" w:bidi="id_ID"/>
         </w:rPr>
         <w:t xml:space="preserve">; </w:t>
       </w:r>
-      <w:hyperlink r:id="rId45">
-        <w:r>
-          <w:rPr>
-            <w:lang w:val="id_ID" w:bidi="id_ID"/>
-          </w:rPr>
-          <w:rPr>
-            <w:color w:val="0000EE"/>
-            <w:u w:val="single"/>
-          </w:rPr>
-          <w:t>6:12</w:t>
-        </w:r>
-      </w:hyperlink>
+      <w:r>
+        <w:rPr>
+          <w:lang w:val="id_ID" w:bidi="id_ID"/>
+        </w:rPr>
+        <w:t>6:12</w:t>
+      </w:r>
       <w:r>
         <w:rPr>
           <w:lang w:val="id_ID" w:bidi="id_ID"/>
         </w:rPr>
         <w:t>) bukan sekadar kiasan atau spiritual. Petunjuk tentang doa untuk pemerintah sipil (</w:t>
       </w:r>
-      <w:hyperlink r:id="rId46">
-        <w:r>
-          <w:rPr>
-            <w:lang w:val="id_ID" w:bidi="id_ID"/>
-          </w:rPr>
-          <w:rPr>
-            <w:color w:val="0000EE"/>
-            <w:u w:val="single"/>
-          </w:rPr>
-          <w:t>1Tim. 2:1–7</w:t>
-        </w:r>
-      </w:hyperlink>
+      <w:r>
+        <w:rPr>
+          <w:lang w:val="id_ID" w:bidi="id_ID"/>
+        </w:rPr>
+        <w:t>1Tim. 2:1–7</w:t>
+      </w:r>
       <w:r>
         <w:rPr>
           <w:lang w:val="id_ID" w:bidi="id_ID"/>
         </w:rPr>
         <w:t xml:space="preserve">; bandingkan </w:t>
       </w:r>
-      <w:hyperlink r:id="rId47">
-        <w:r>
-          <w:rPr>
-            <w:lang w:val="id_ID" w:bidi="id_ID"/>
-          </w:rPr>
-          <w:rPr>
-            <w:color w:val="0000EE"/>
-            <w:u w:val="single"/>
-          </w:rPr>
-          <w:t>Titus 3:1</w:t>
-        </w:r>
-      </w:hyperlink>
+      <w:r>
+        <w:rPr>
+          <w:lang w:val="id_ID" w:bidi="id_ID"/>
+        </w:rPr>
+        <w:t>Titus 3:1</w:t>
+      </w:r>
       <w:r>
         <w:rPr>
           <w:lang w:val="id_ID" w:bidi="id_ID"/>
         </w:rPr>
         <w:t>) dapat dipahami sebagai berkaitan dengan masalah yang lebih luas yang diciptakan untuk gereja-gereja oleh para pengajar palsu, masalah yang mengakibatkan penangkapan dan eksekusi terakhir Paulus untuk Kabar Baik. Para pengajar palsu masih berkeliaran (</w:t>
       </w:r>
-      <w:hyperlink r:id="rId48">
-        <w:r>
-          <w:rPr>
-            <w:lang w:val="id_ID" w:bidi="id_ID"/>
-          </w:rPr>
-          <w:rPr>
-            <w:color w:val="0000EE"/>
-            <w:u w:val="single"/>
-          </w:rPr>
-          <w:t>2Tim. 2:14–3:9</w:t>
-        </w:r>
-      </w:hyperlink>
+      <w:r>
+        <w:rPr>
+          <w:lang w:val="id_ID" w:bidi="id_ID"/>
+        </w:rPr>
+        <w:t>2Tim. 2:14–3:9</w:t>
+      </w:r>
       <w:r>
         <w:rPr>
           <w:lang w:val="id_ID" w:bidi="id_ID"/>
         </w:rPr>
         <w:t xml:space="preserve">; </w:t>
       </w:r>
-      <w:hyperlink r:id="rId38">
-        <w:r>
-          <w:rPr>
-            <w:lang w:val="id_ID" w:bidi="id_ID"/>
-          </w:rPr>
-          <w:rPr>
-            <w:color w:val="0000EE"/>
-            <w:u w:val="single"/>
-          </w:rPr>
-          <w:t>4:14–15</w:t>
-        </w:r>
-      </w:hyperlink>
+      <w:r>
+        <w:rPr>
+          <w:lang w:val="id_ID" w:bidi="id_ID"/>
+        </w:rPr>
+        <w:t>4:14–15</w:t>
+      </w:r>
       <w:r>
         <w:rPr>
           <w:lang w:val="id_ID" w:bidi="id_ID"/>
         </w:rPr>
         <w:t>). Paulus memandang pelayanannya telah selesai dan tahu bahwa kematiannya sudah dekat (</w:t>
       </w:r>
-      <w:hyperlink r:id="rId49">
-        <w:r>
-          <w:rPr>
-            <w:lang w:val="id_ID" w:bidi="id_ID"/>
-          </w:rPr>
-          <w:rPr>
-            <w:color w:val="0000EE"/>
-            <w:u w:val="single"/>
-          </w:rPr>
-          <w:t>2Tim. 4:6–8</w:t>
-        </w:r>
-      </w:hyperlink>
+      <w:r>
+        <w:rPr>
+          <w:lang w:val="id_ID" w:bidi="id_ID"/>
+        </w:rPr>
+        <w:t>2Tim. 4:6–8</w:t>
+      </w:r>
       <w:r>
         <w:rPr>
           <w:lang w:val="id_ID" w:bidi="id_ID"/>
@@ -1110,18 +882,12 @@
         </w:rPr>
         <w:t>Rasul Paulus tidak hanya memberitakan Kabar Baik tentang kematian dan kebangkitan Yesus Kristus; dia juga telah menghidupinya secara pribadi. Kabar Baik menginspirasi gaya hidup yang memikul salib dan mengikuti Yesus dalam kuasa kebangkitan-Nya yang memberi kehidupan. Paulus telah mencontohkan hidupnya yang meneladani Kristus, dan sekarang kematiannya sudah dekat. Pekerjaan Allah akan diselesaikan hingga hari kedatangan Kristus (</w:t>
       </w:r>
-      <w:hyperlink r:id="rId50">
-        <w:r>
-          <w:rPr>
-            <w:lang w:val="id_ID" w:bidi="id_ID"/>
-          </w:rPr>
-          <w:rPr>
-            <w:color w:val="0000EE"/>
-            <w:u w:val="single"/>
-          </w:rPr>
-          <w:t>2Tim. 1:12</w:t>
-        </w:r>
-      </w:hyperlink>
+      <w:r>
+        <w:rPr>
+          <w:lang w:val="id_ID" w:bidi="id_ID"/>
+        </w:rPr>
+        <w:t>2Tim. 1:12</w:t>
+      </w:r>
       <w:r>
         <w:rPr>
           <w:lang w:val="id_ID" w:bidi="id_ID"/>
